--- a/Templates/шаблоны актов без залогов/физ реструк ВКЛ в РТК/Реструктуризация принятие РТК.docx
+++ b/Templates/шаблоны актов без залогов/физ реструк ВКЛ в РТК/Реструктуризация принятие РТК.docx
@@ -360,6 +360,9 @@
         </w:rPr>
       </w:pPr>
       <w:r>
+        <w:rPr>
+          <w:rFonts w:ascii="Times New Roman" w:hAnsi="Times New Roman" w:cs="Times New Roman"/>
+        </w:rPr>
         <w:t>Судья Арбитражного суда Ростовской области [415], ознакомившись с исковым заявлением [989] (ОГРН [990], ИНН [991]) о включении требований в реестр кредиторов, в рамках дела о несостоятельности (банкротстве) [2.1] (дата рождения: [3],  ИНН [4], СНИЛС [5], место регистрации: [6])</w:t>
       </w:r>
     </w:p>
@@ -455,7 +458,24 @@
         </w:rPr>
       </w:pPr>
       <w:r>
-        <w:t>В арбитражный суд  Ростовской области поступило (посредством сервиса подачи документов в электронном виде «Мой арбитр») заявление [989] о включении в третью очередь реестра требований кредиторов должника задолженности в размере  [12] руб., из которых: основной долг в размере  [13] руб., просроченные проценты в размере  [14] руб., неустойка в размере  [15]руб.</w:t>
+        <w:rPr>
+          <w:rFonts w:ascii="Times New Roman" w:hAnsi="Times New Roman" w:cs="Times New Roman"/>
+        </w:rPr>
+        <w:t xml:space="preserve">В арбитражный суд  Ростовской области поступило (посредством сервиса подачи документов в электронном виде «Мой арбитр») заявление [989] о включении в третью очередь </w:t>
+      </w:r>
+      <w:proofErr w:type="gramStart"/>
+      <w:r>
+        <w:rPr>
+          <w:rFonts w:ascii="Times New Roman" w:hAnsi="Times New Roman" w:cs="Times New Roman"/>
+        </w:rPr>
+        <w:t>реестра требований кредиторов должника задолженности</w:t>
+      </w:r>
+      <w:proofErr w:type="gramEnd"/>
+      <w:r>
+        <w:rPr>
+          <w:rFonts w:ascii="Times New Roman" w:hAnsi="Times New Roman" w:cs="Times New Roman"/>
+        </w:rPr>
+        <w:t xml:space="preserve"> в размере  [12] руб., из которых: основной долг в размере  [13] руб., просроченные проценты в размере  [14] руб., неустойка в размере  [15]руб.</w:t>
       </w:r>
     </w:p>
     <w:p>
@@ -600,6 +620,9 @@
         <w:ind w:firstLine="720"/>
         <w:contextualSpacing/>
         <w:jc w:val="both"/>
+        <w:rPr>
+          <w:rFonts w:ascii="Times New Roman" w:hAnsi="Times New Roman" w:cs="Times New Roman"/>
+        </w:rPr>
       </w:pPr>
       <w:r>
         <w:rPr>
@@ -613,6 +636,9 @@
         <w:ind w:firstLine="720"/>
         <w:contextualSpacing/>
         <w:jc w:val="both"/>
+        <w:rPr>
+          <w:rFonts w:ascii="Times New Roman" w:hAnsi="Times New Roman" w:cs="Times New Roman"/>
+        </w:rPr>
       </w:pPr>
       <w:r>
         <w:rPr>
@@ -668,8 +694,14 @@
         <w:ind w:firstLine="720"/>
         <w:contextualSpacing/>
         <w:jc w:val="both"/>
+        <w:rPr>
+          <w:rFonts w:ascii="Times New Roman" w:hAnsi="Times New Roman" w:cs="Times New Roman"/>
+        </w:rPr>
       </w:pPr>
       <w:r>
+        <w:rPr>
+          <w:rFonts w:ascii="Times New Roman" w:hAnsi="Times New Roman" w:cs="Times New Roman"/>
+        </w:rPr>
         <w:t>Принять заявление [989] к рассмотрению в порядке, предусмотренном ч. 2 ст. 60 Федерального закона «О несостоятельности (банкротстве)».</w:t>
       </w:r>
     </w:p>
@@ -702,7 +734,22 @@
         <w:rPr>
           <w:rFonts w:ascii="Times New Roman" w:hAnsi="Times New Roman" w:cs="Times New Roman"/>
         </w:rPr>
-        <w:t xml:space="preserve">не позднее «03» марта 2025 года выполнить следующие действия: </w:t>
+        <w:t xml:space="preserve">не позднее </w:t>
+      </w:r>
+      <w:r>
+        <w:rPr>
+          <w:rFonts w:ascii="Times New Roman" w:hAnsi="Times New Roman" w:cs="Times New Roman"/>
+          <w:lang w:val="en-US"/>
+        </w:rPr>
+        <w:t xml:space="preserve">[18] </w:t>
+      </w:r>
+      <w:bookmarkStart w:id="0" w:name="_GoBack"/>
+      <w:bookmarkEnd w:id="0"/>
+      <w:r>
+        <w:rPr>
+          <w:rFonts w:ascii="Times New Roman" w:hAnsi="Times New Roman" w:cs="Times New Roman"/>
+        </w:rPr>
+        <w:t xml:space="preserve">года выполнить следующие действия: </w:t>
       </w:r>
     </w:p>
     <w:p>
@@ -790,6 +837,9 @@
         <w:ind w:firstLine="720"/>
         <w:contextualSpacing/>
         <w:jc w:val="both"/>
+        <w:rPr>
+          <w:rFonts w:ascii="Times New Roman" w:hAnsi="Times New Roman" w:cs="Times New Roman"/>
+        </w:rPr>
       </w:pPr>
       <w:r>
         <w:rPr>
@@ -913,15 +963,7 @@
         <w:rPr>
           <w:rFonts w:ascii="Times New Roman" w:eastAsia="Times New Roman" w:hAnsi="Times New Roman" w:cs="Times New Roman"/>
         </w:rPr>
-        <w:t>[415</w:t>
-      </w:r>
-      <w:bookmarkStart w:id="0" w:name="_GoBack"/>
-      <w:bookmarkEnd w:id="0"/>
-      <w:r>
-        <w:rPr>
-          <w:rFonts w:ascii="Times New Roman" w:eastAsia="Times New Roman" w:hAnsi="Times New Roman" w:cs="Times New Roman"/>
-        </w:rPr>
-        <w:t>]</w:t>
+        <w:t>[415]</w:t>
       </w:r>
       <w:r>
         <w:rPr>
@@ -1040,7 +1082,13 @@
         </w:rPr>
       </w:pPr>
     </w:p>
-    <w:p/>
+    <w:p>
+      <w:pPr>
+        <w:rPr>
+          <w:rFonts w:ascii="Times New Roman" w:hAnsi="Times New Roman" w:cs="Times New Roman"/>
+        </w:rPr>
+      </w:pPr>
+    </w:p>
     <w:sectPr>
       <w:pgSz w:w="11906" w:h="16838"/>
       <w:pgMar w:top="1134" w:right="850" w:bottom="1134" w:left="1701" w:header="709" w:footer="709" w:gutter="0"/>

--- a/Templates/шаблоны актов без залогов/физ реструк ВКЛ в РТК/Реструктуризация принятие РТК.docx
+++ b/Templates/шаблоны актов без залогов/физ реструк ВКЛ в РТК/Реструктуризация принятие РТК.docx
@@ -475,7 +475,7 @@
         <w:rPr>
           <w:rFonts w:ascii="Times New Roman" w:hAnsi="Times New Roman" w:cs="Times New Roman"/>
         </w:rPr>
-        <w:t xml:space="preserve"> в размере  [12] руб., из которых: основной долг в размере  [13] руб., просроченные проценты в размере  [14] руб., неустойка в размере  [15]руб.</w:t>
+        <w:t xml:space="preserve"> в размере  [12] руб., из которых: основной долг в размере  [13] руб., просроченные проценты в размере  [14] руб., неустойка в размере  [15] руб.</w:t>
       </w:r>
     </w:p>
     <w:p>
